--- a/docs/manuali/presentazione_quicklunch.docx
+++ b/docs/manuali/presentazione_quicklunch.docx
@@ -804,6 +804,137 @@
         </w:rPr>
       </w:r>
     </w:p>
+    <w:tbl>
+      <w:tblPr>
+        <w:tblW w:type="auto" w:w="0"/>
+        <w:tblLook w:firstColumn="1" w:firstRow="1" w:lastColumn="0" w:lastRow="0" w:noHBand="0" w:noVBand="1" w:val="04A0"/>
+        <w:jc w:val="left"/>
+        <w:tblBorders>
+          <w:top w:val="nil"/>
+          <w:left w:val="nil"/>
+          <w:bottom w:val="nil"/>
+          <w:right w:val="nil"/>
+          <w:insideH w:val="nil"/>
+          <w:insideV w:val="nil"/>
+        </w:tblBorders>
+      </w:tblPr>
+      <w:tblGrid>
+        <w:gridCol w:w="9412"/>
+      </w:tblGrid>
+      <w:tr>
+        <w:tc>
+          <w:tcPr>
+            <w:tcW w:type="dxa" w:w="9412"/>
+            <w:shd w:val="clear" w:color="auto" w:fill="F8F9FA"/>
+            <w:tcBorders>
+              <w:top w:val="single" w:sz="18" w:space="0" w:color="E8EBEE"/>
+              <w:bottom w:val="single" w:sz="18" w:space="0" w:color="E8EBEE"/>
+              <w:left w:val="single" w:sz="18" w:space="0" w:color="27AE60"/>
+              <w:right w:val="single" w:sz="18" w:space="0" w:color="E8EBEE"/>
+            </w:tcBorders>
+            <w:tcMar>
+              <w:top w:w="90" w:type="dxa"/>
+              <w:bottom w:w="90" w:type="dxa"/>
+              <w:left w:w="140" w:type="dxa"/>
+              <w:right w:w="110" w:type="dxa"/>
+            </w:tcMar>
+          </w:tcPr>
+          <w:p>
+            <w:pPr>
+              <w:spacing w:before="0" w:after="60"/>
+            </w:pPr>
+            <w:r>
+              <w:rPr>
+                <w:rFonts w:ascii="PT Sans Narrow" w:hAnsi="PT Sans Narrow"/>
+                <w:b/>
+                <w:i w:val="0"/>
+                <w:color w:val="27AE60"/>
+                <w:sz w:val="17"/>
+              </w:rPr>
+              <w:t>DUE MODALITÀ DI INCASSO, A VOSTRA SCELTA</w:t>
+            </w:r>
+          </w:p>
+          <w:p>
+            <w:pPr>
+              <w:spacing w:before="0" w:after="80"/>
+            </w:pPr>
+            <w:r>
+              <w:rPr>
+                <w:rFonts w:ascii="PT Sans Narrow" w:hAnsi="PT Sans Narrow"/>
+                <w:b/>
+                <w:i w:val="0"/>
+                <w:color w:val="16213E"/>
+                <w:sz w:val="20"/>
+              </w:rPr>
+              <w:t>Modalità prepagata (consigliata)</w:t>
+            </w:r>
+            <w:r>
+              <w:rPr>
+                <w:rFonts w:ascii="PT Sans Narrow" w:hAnsi="PT Sans Narrow"/>
+                <w:b w:val="0"/>
+                <w:i w:val="0"/>
+                <w:color w:val="343A40"/>
+                <w:sz w:val="20"/>
+              </w:rPr>
+              <w:t>: i clienti caricano un borsellino e ogni acquisto scala dal saldo — zero contante al ritiro, punti fedeltà e bonus di benvenuto attivi.</w:t>
+            </w:r>
+          </w:p>
+          <w:p>
+            <w:pPr>
+              <w:spacing w:before="0" w:after="80"/>
+            </w:pPr>
+            <w:r>
+              <w:rPr>
+                <w:rFonts w:ascii="PT Sans Narrow" w:hAnsi="PT Sans Narrow"/>
+                <w:b/>
+                <w:i w:val="0"/>
+                <w:color w:val="16213E"/>
+                <w:sz w:val="20"/>
+              </w:rPr>
+              <w:t>Modalità pagamento in cassa</w:t>
+            </w:r>
+            <w:r>
+              <w:rPr>
+                <w:rFonts w:ascii="PT Sans Narrow" w:hAnsi="PT Sans Narrow"/>
+                <w:b w:val="0"/>
+                <w:i w:val="0"/>
+                <w:color w:val="343A40"/>
+                <w:sz w:val="20"/>
+              </w:rPr>
+              <w:t>: il portafoglio si disattiva dalle Impostazioni e l'app non muove denaro — i clienti ordinano, prenotano e ricevono gli avvisi come sempre, ma pagano alla cassa al ritiro. Le vendite restano registrate nei report.</w:t>
+            </w:r>
+          </w:p>
+          <w:p>
+            <w:pPr>
+              <w:spacing w:before="0" w:after="0"/>
+            </w:pPr>
+            <w:r>
+              <w:rPr>
+                <w:rFonts w:ascii="PT Sans Narrow" w:hAnsi="PT Sans Narrow"/>
+                <w:b w:val="0"/>
+                <w:i w:val="0"/>
+                <w:color w:val="343A40"/>
+                <w:sz w:val="20"/>
+              </w:rPr>
+              <w:t>Si passa dall'una all'altra con un interruttore, anche dopo l'avvio.</w:t>
+            </w:r>
+          </w:p>
+        </w:tc>
+      </w:tr>
+    </w:tbl>
+    <w:p>
+      <w:pPr>
+        <w:spacing w:before="0" w:after="0"/>
+      </w:pPr>
+      <w:r>
+        <w:rPr>
+          <w:rFonts w:ascii="PT Sans Narrow" w:hAnsi="PT Sans Narrow"/>
+          <w:b w:val="0"/>
+          <w:i w:val="0"/>
+          <w:sz w:val="10"/>
+        </w:rPr>
+      </w:r>
+    </w:p>
     <w:p>
       <w:pPr>
         <w:spacing w:before="0" w:after="0"/>
@@ -833,7 +964,7 @@
           <w:color w:val="6C757D"/>
           <w:sz w:val="21"/>
         </w:rPr>
-        <w:t>Dal primo contatto al ritiro del primo ordine, il percorso del cliente è questo. Nessun passaggio richiede assistenza da parte vostra, tranne l'approvazione iniziale.</w:t>
+        <w:t>Dal primo contatto al ritiro del primo ordine, il percorso del cliente è questo. Nessun passaggio richiede assistenza da parte vostra, tranne l'approvazione iniziale. Il percorso descrive la modalità prepagata: con il pagamento in cassa i passi 2 e 5 non esistono e il cliente salda al ritiro.</w:t>
       </w:r>
     </w:p>
     <w:tbl>

--- a/docs/manuali/presentazione_quicklunch.docx
+++ b/docs/manuali/presentazione_quicklunch.docx
@@ -4202,6 +4202,32 @@
           <w:color w:val="16213E"/>
           <w:sz w:val="21"/>
         </w:rPr>
+        <w:t xml:space="preserve">Cognomi non esposti: </w:t>
+      </w:r>
+      <w:r>
+        <w:rPr>
+          <w:rFonts w:ascii="PT Sans Narrow" w:hAnsi="PT Sans Narrow"/>
+          <w:b w:val="0"/>
+          <w:i w:val="0"/>
+          <w:color w:val="343A40"/>
+          <w:sz w:val="21"/>
+        </w:rPr>
+        <w:t>nelle liste, sui tagliandi e nei report i clienti compaiono con il nome per esteso e il cognome ridotto all'iniziale — "Mario R." — così una lista appesa in cucina o consegnata a un'azienda resta leggibile per chi deve lavorarci senza esporre l'anagrafica.</w:t>
+      </w:r>
+    </w:p>
+    <w:p>
+      <w:pPr>
+        <w:pStyle w:val="ListBullet"/>
+        <w:spacing w:before="0" w:after="60"/>
+      </w:pPr>
+      <w:r>
+        <w:rPr>
+          <w:rFonts w:ascii="PT Sans Narrow" w:hAnsi="PT Sans Narrow"/>
+          <w:b/>
+          <w:i w:val="0"/>
+          <w:color w:val="16213E"/>
+          <w:sz w:val="21"/>
+        </w:rPr>
         <w:t xml:space="preserve">I dati sono vostri: </w:t>
       </w:r>
       <w:r>
